--- a/eng/docx/62.content.docx
+++ b/eng/docx/62.content.docx
@@ -136,13 +136,6 @@
         <w:rPr>
           <w:lang w:val="en_US" w:bidi="en_US"/>
         </w:rPr>
-      </w:r>
-      <w:r>
-        <w:rPr>
-          <w:i/>
-          <w:lang w:val="en_US" w:bidi="en_US"/>
-        </w:rPr>
-        <w:t>1 John 1:1, 1 John 1:2, 1 John 1:3, 1 John 1:3 (#2), 1 John 1:5, 1 John 1:6, 1 John 1:7, 1 John 1:8, 1 John 1:9, 1 John 2:2, 1 John 2:3, 1 John 2:4, 1 John 2:6, 1 John 2:9, 1 John 2:11, 1 John 2:12, 1 John 2:15, 1 John 2:16, 1 John 2:18, 1 John 2:18 (#2), 1 John 2:22, 1 John 2:23, 1 John 2:24, 1 John 2:25, 1 John 2:28, 1 John 3:1, 1 John 3:2, 1 John 3:3, 1 John 3:5, 1 John 3:6, 1 John 3:8, 1 John 3:9, 1 John 3:10, 1 John 3:11, 1 John 3:12, 1 John 3:13, 1 John 3:14, 1 John 3:16, 1 John 3:17, 1 John 3:18, 1 John 3:18 (#2), 1 John 3:21, 1 John 3:23, 1 John 3:24, 1 John 4:1, 1 John 4:2, 1 John 4:3, 1 John 4:4, 1 John 4:7, 1 John 4:8, 1 John 4:9, 1 John 4:9 (#2), 1 John 4:15, 1 John 4:17, 1 John 4:19, 1 John 4:20, 1 John 4:21, 1 John 5:3, 1 John 5:4, 1 John 5:6, 1 John 5:8, 1 John 5:10, 1 John 5:11, 1 John 5:14, 1 John 5:16, 1 John 5:17, 1 John 5:19, 1 John 5:20, 1 John 5:21</w:t>
       </w:r>
       <w:r>
         <w:rPr>

--- a/eng/docx/62.content.docx
+++ b/eng/docx/62.content.docx
@@ -123,19 +123,6 @@
           <w:lang w:val="en_US" w:bidi="en_US"/>
         </w:rPr>
         <w:t>1JN</w:t>
-      </w:r>
-      <w:r>
-        <w:rPr>
-          <w:lang w:val="en_US" w:bidi="en_US"/>
-        </w:rPr>
-      </w:r>
-    </w:p>
-    <w:p>
-      <w:pPr/>
-      <w:r>
-        <w:rPr>
-          <w:lang w:val="en_US" w:bidi="en_US"/>
-        </w:rPr>
       </w:r>
       <w:r>
         <w:rPr>

--- a/eng/docx/62.content.docx
+++ b/eng/docx/62.content.docx
@@ -19,7 +19,7 @@
         <w:rPr>
           <w:lang w:val="en_US" w:bidi="en_US"/>
         </w:rPr>
-        <w:t>Resource: Translation Questions (unfoldingWord)</w:t>
+        <w:t>Resource: unfoldingWord® Translation Questions</w:t>
       </w:r>
       <w:r>
         <w:rPr>
@@ -85,7 +85,7 @@
         <w:rPr>
           <w:lang w:val="en_US" w:bidi="en_US"/>
         </w:rPr>
-        <w:t>Translation Questions (unfoldingWord)</w:t>
+        <w:t>unfoldingWord® Translation Questions</w:t>
       </w:r>
     </w:p>
     <w:p>

--- a/eng/docx/62.content.docx
+++ b/eng/docx/62.content.docx
@@ -185,7 +185,7 @@
         <w:rPr>
           <w:lang w:val="en_US" w:bidi="en_US"/>
         </w:rPr>
-        <w:t>1 John 1:1</w:t>
+        <w:t>1 John 1:1 (#1)</w:t>
       </w:r>
       <w:r>
         <w:rPr>
@@ -248,7 +248,7 @@
         <w:rPr>
           <w:lang w:val="en_US" w:bidi="en_US"/>
         </w:rPr>
-        <w:t>1 John 1:2</w:t>
+        <w:t>1 John 1:2 (#1)</w:t>
       </w:r>
       <w:r>
         <w:rPr>
@@ -311,7 +311,7 @@
         <w:rPr>
           <w:lang w:val="en_US" w:bidi="en_US"/>
         </w:rPr>
-        <w:t>1 John 1:3</w:t>
+        <w:t>1 John 1:3 (#1)</w:t>
       </w:r>
       <w:r>
         <w:rPr>
@@ -437,7 +437,7 @@
         <w:rPr>
           <w:lang w:val="en_US" w:bidi="en_US"/>
         </w:rPr>
-        <w:t>1 John 1:5</w:t>
+        <w:t>1 John 1:5 (#1)</w:t>
       </w:r>
       <w:r>
         <w:rPr>
@@ -500,7 +500,7 @@
         <w:rPr>
           <w:lang w:val="en_US" w:bidi="en_US"/>
         </w:rPr>
-        <w:t>1 John 1:6</w:t>
+        <w:t>1 John 1:6 (#1)</w:t>
       </w:r>
       <w:r>
         <w:rPr>
@@ -563,7 +563,7 @@
         <w:rPr>
           <w:lang w:val="en_US" w:bidi="en_US"/>
         </w:rPr>
-        <w:t>1 John 1:7</w:t>
+        <w:t>1 John 1:7 (#1)</w:t>
       </w:r>
       <w:r>
         <w:rPr>
@@ -626,7 +626,7 @@
         <w:rPr>
           <w:lang w:val="en_US" w:bidi="en_US"/>
         </w:rPr>
-        <w:t>1 John 1:8</w:t>
+        <w:t>1 John 1:8 (#1)</w:t>
       </w:r>
       <w:r>
         <w:rPr>
@@ -689,7 +689,7 @@
         <w:rPr>
           <w:lang w:val="en_US" w:bidi="en_US"/>
         </w:rPr>
-        <w:t>1 John 1:9</w:t>
+        <w:t>1 John 1:9 (#1)</w:t>
       </w:r>
       <w:r>
         <w:rPr>
@@ -752,7 +752,7 @@
         <w:rPr>
           <w:lang w:val="en_US" w:bidi="en_US"/>
         </w:rPr>
-        <w:t>1 John 2:2</w:t>
+        <w:t>1 John 2:2 (#1)</w:t>
       </w:r>
       <w:r>
         <w:rPr>
@@ -815,7 +815,7 @@
         <w:rPr>
           <w:lang w:val="en_US" w:bidi="en_US"/>
         </w:rPr>
-        <w:t>1 John 2:3</w:t>
+        <w:t>1 John 2:3 (#1)</w:t>
       </w:r>
       <w:r>
         <w:rPr>
@@ -878,7 +878,7 @@
         <w:rPr>
           <w:lang w:val="en_US" w:bidi="en_US"/>
         </w:rPr>
-        <w:t>1 John 2:4</w:t>
+        <w:t>1 John 2:4 (#1)</w:t>
       </w:r>
       <w:r>
         <w:rPr>
@@ -941,7 +941,7 @@
         <w:rPr>
           <w:lang w:val="en_US" w:bidi="en_US"/>
         </w:rPr>
-        <w:t>1 John 2:6</w:t>
+        <w:t>1 John 2:6 (#1)</w:t>
       </w:r>
       <w:r>
         <w:rPr>
@@ -1004,7 +1004,7 @@
         <w:rPr>
           <w:lang w:val="en_US" w:bidi="en_US"/>
         </w:rPr>
-        <w:t>1 John 2:9</w:t>
+        <w:t>1 John 2:9 (#1)</w:t>
       </w:r>
       <w:r>
         <w:rPr>
@@ -1067,7 +1067,7 @@
         <w:rPr>
           <w:lang w:val="en_US" w:bidi="en_US"/>
         </w:rPr>
-        <w:t>1 John 2:11</w:t>
+        <w:t>1 John 2:11 (#1)</w:t>
       </w:r>
       <w:r>
         <w:rPr>
@@ -1130,7 +1130,7 @@
         <w:rPr>
           <w:lang w:val="en_US" w:bidi="en_US"/>
         </w:rPr>
-        <w:t>1 John 2:12</w:t>
+        <w:t>1 John 2:12 (#1)</w:t>
       </w:r>
       <w:r>
         <w:rPr>
@@ -1193,7 +1193,7 @@
         <w:rPr>
           <w:lang w:val="en_US" w:bidi="en_US"/>
         </w:rPr>
-        <w:t>1 John 2:15</w:t>
+        <w:t>1 John 2:15 (#1)</w:t>
       </w:r>
       <w:r>
         <w:rPr>
@@ -1256,7 +1256,7 @@
         <w:rPr>
           <w:lang w:val="en_US" w:bidi="en_US"/>
         </w:rPr>
-        <w:t>1 John 2:16</w:t>
+        <w:t>1 John 2:16 (#1)</w:t>
       </w:r>
       <w:r>
         <w:rPr>
@@ -1319,7 +1319,7 @@
         <w:rPr>
           <w:lang w:val="en_US" w:bidi="en_US"/>
         </w:rPr>
-        <w:t>1 John 2:18</w:t>
+        <w:t>1 John 2:18 (#2)</w:t>
       </w:r>
       <w:r>
         <w:rPr>
@@ -1339,6 +1339,69 @@
           <w:b/>
           <w:lang w:val="en_US" w:bidi="en_US"/>
         </w:rPr>
+        <w:t>How do we know that it is the last hour?</w:t>
+      </w:r>
+    </w:p>
+    <w:p>
+      <w:pPr/>
+      <w:r>
+        <w:rPr>
+          <w:lang w:val="en_US" w:bidi="en_US"/>
+        </w:rPr>
+      </w:r>
+      <w:r>
+        <w:rPr>
+          <w:lang w:val="en_US" w:bidi="en_US"/>
+        </w:rPr>
+        <w:t>We know it is the last hour because many antichrists have come.</w:t>
+      </w:r>
+      <w:r>
+        <w:rPr>
+          <w:lang w:val="en_US" w:bidi="en_US"/>
+        </w:rPr>
+      </w:r>
+      <w:r>
+        <w:rPr>
+          <w:lang w:val="en_US" w:bidi="en_US"/>
+        </w:rPr>
+      </w:r>
+    </w:p>
+    <w:p>
+      <w:pPr/>
+      <w:r>
+        <w:rPr>
+          <w:lang w:val="en_US" w:bidi="en_US"/>
+        </w:rPr>
+      </w:r>
+    </w:p>
+    <w:p>
+      <w:pPr>
+        <w:pStyle w:val="Heading2"/>
+      </w:pPr>
+      <w:r>
+        <w:rPr>
+          <w:lang w:val="en_US" w:bidi="en_US"/>
+        </w:rPr>
+        <w:t>1 John 2:18 (#1)</w:t>
+      </w:r>
+      <w:r>
+        <w:rPr>
+          <w:lang w:val="en_US" w:bidi="en_US"/>
+        </w:rPr>
+      </w:r>
+    </w:p>
+    <w:p>
+      <w:pPr/>
+      <w:r>
+        <w:rPr>
+          <w:lang w:val="en_US" w:bidi="en_US"/>
+        </w:rPr>
+      </w:r>
+      <w:r>
+        <w:rPr>
+          <w:b/>
+          <w:lang w:val="en_US" w:bidi="en_US"/>
+        </w:rPr>
         <w:t>What do we know about the Antichrist?</w:t>
       </w:r>
     </w:p>
@@ -1382,7 +1445,7 @@
         <w:rPr>
           <w:lang w:val="en_US" w:bidi="en_US"/>
         </w:rPr>
-        <w:t>1 John 2:18 (#2)</w:t>
+        <w:t>1 John 2:22 (#1)</w:t>
       </w:r>
       <w:r>
         <w:rPr>
@@ -1402,21 +1465,21 @@
           <w:b/>
           <w:lang w:val="en_US" w:bidi="en_US"/>
         </w:rPr>
-        <w:t>How do we know that it is the last hour?</w:t>
-      </w:r>
-    </w:p>
-    <w:p>
-      <w:pPr/>
-      <w:r>
-        <w:rPr>
-          <w:lang w:val="en_US" w:bidi="en_US"/>
-        </w:rPr>
-      </w:r>
-      <w:r>
-        <w:rPr>
-          <w:lang w:val="en_US" w:bidi="en_US"/>
-        </w:rPr>
-        <w:t>We know it is the last hour because many antichrists have come.</w:t>
+        <w:t>How will we recognize the Antichrist?</w:t>
+      </w:r>
+    </w:p>
+    <w:p>
+      <w:pPr/>
+      <w:r>
+        <w:rPr>
+          <w:lang w:val="en_US" w:bidi="en_US"/>
+        </w:rPr>
+      </w:r>
+      <w:r>
+        <w:rPr>
+          <w:lang w:val="en_US" w:bidi="en_US"/>
+        </w:rPr>
+        <w:t>The Antichrist will deny the Father and the Son.</w:t>
       </w:r>
       <w:r>
         <w:rPr>
@@ -1445,7 +1508,7 @@
         <w:rPr>
           <w:lang w:val="en_US" w:bidi="en_US"/>
         </w:rPr>
-        <w:t>1 John 2:22</w:t>
+        <w:t>1 John 2:23 (#1)</w:t>
       </w:r>
       <w:r>
         <w:rPr>
@@ -1465,21 +1528,21 @@
           <w:b/>
           <w:lang w:val="en_US" w:bidi="en_US"/>
         </w:rPr>
-        <w:t>How will we recognize the Antichrist?</w:t>
-      </w:r>
-    </w:p>
-    <w:p>
-      <w:pPr/>
-      <w:r>
-        <w:rPr>
-          <w:lang w:val="en_US" w:bidi="en_US"/>
-        </w:rPr>
-      </w:r>
-      <w:r>
-        <w:rPr>
-          <w:lang w:val="en_US" w:bidi="en_US"/>
-        </w:rPr>
-        <w:t>The Antichrist will deny the Father and the Son.</w:t>
+        <w:t>Can someone deny the Son and yet have the Father?</w:t>
+      </w:r>
+    </w:p>
+    <w:p>
+      <w:pPr/>
+      <w:r>
+        <w:rPr>
+          <w:lang w:val="en_US" w:bidi="en_US"/>
+        </w:rPr>
+      </w:r>
+      <w:r>
+        <w:rPr>
+          <w:lang w:val="en_US" w:bidi="en_US"/>
+        </w:rPr>
+        <w:t>No, someone who denies the Son cannot have the Father.</w:t>
       </w:r>
       <w:r>
         <w:rPr>
@@ -1508,7 +1571,7 @@
         <w:rPr>
           <w:lang w:val="en_US" w:bidi="en_US"/>
         </w:rPr>
-        <w:t>1 John 2:23</w:t>
+        <w:t>1 John 2:24 (#1)</w:t>
       </w:r>
       <w:r>
         <w:rPr>
@@ -1528,21 +1591,21 @@
           <w:b/>
           <w:lang w:val="en_US" w:bidi="en_US"/>
         </w:rPr>
-        <w:t>Can someone deny the Son and yet have the Father?</w:t>
-      </w:r>
-    </w:p>
-    <w:p>
-      <w:pPr/>
-      <w:r>
-        <w:rPr>
-          <w:lang w:val="en_US" w:bidi="en_US"/>
-        </w:rPr>
-      </w:r>
-      <w:r>
-        <w:rPr>
-          <w:lang w:val="en_US" w:bidi="en_US"/>
-        </w:rPr>
-        <w:t>No, someone who denies the Son cannot have the Father.</w:t>
+        <w:t>What must believers to do in order to remain in the Son and in the Father?</w:t>
+      </w:r>
+    </w:p>
+    <w:p>
+      <w:pPr/>
+      <w:r>
+        <w:rPr>
+          <w:lang w:val="en_US" w:bidi="en_US"/>
+        </w:rPr>
+      </w:r>
+      <w:r>
+        <w:rPr>
+          <w:lang w:val="en_US" w:bidi="en_US"/>
+        </w:rPr>
+        <w:t>They must remain in what they have heard from the beginning.</w:t>
       </w:r>
       <w:r>
         <w:rPr>
@@ -1571,7 +1634,7 @@
         <w:rPr>
           <w:lang w:val="en_US" w:bidi="en_US"/>
         </w:rPr>
-        <w:t>1 John 2:24</w:t>
+        <w:t>1 John 2:25 (#1)</w:t>
       </w:r>
       <w:r>
         <w:rPr>
@@ -1591,21 +1654,21 @@
           <w:b/>
           <w:lang w:val="en_US" w:bidi="en_US"/>
         </w:rPr>
-        <w:t>What must believers to do in order to remain in the Son and in the Father?</w:t>
-      </w:r>
-    </w:p>
-    <w:p>
-      <w:pPr/>
-      <w:r>
-        <w:rPr>
-          <w:lang w:val="en_US" w:bidi="en_US"/>
-        </w:rPr>
-      </w:r>
-      <w:r>
-        <w:rPr>
-          <w:lang w:val="en_US" w:bidi="en_US"/>
-        </w:rPr>
-        <w:t>They must remain in what they have heard from the beginning.</w:t>
+        <w:t>What promise has been given the believers by God?</w:t>
+      </w:r>
+    </w:p>
+    <w:p>
+      <w:pPr/>
+      <w:r>
+        <w:rPr>
+          <w:lang w:val="en_US" w:bidi="en_US"/>
+        </w:rPr>
+      </w:r>
+      <w:r>
+        <w:rPr>
+          <w:lang w:val="en_US" w:bidi="en_US"/>
+        </w:rPr>
+        <w:t>God has promised everlasting life to the believers.</w:t>
       </w:r>
       <w:r>
         <w:rPr>
@@ -1634,7 +1697,7 @@
         <w:rPr>
           <w:lang w:val="en_US" w:bidi="en_US"/>
         </w:rPr>
-        <w:t>1 John 2:25</w:t>
+        <w:t>1 John 2:28 (#1)</w:t>
       </w:r>
       <w:r>
         <w:rPr>
@@ -1654,21 +1717,21 @@
           <w:b/>
           <w:lang w:val="en_US" w:bidi="en_US"/>
         </w:rPr>
-        <w:t>What promise has been given the believers by God?</w:t>
-      </w:r>
-    </w:p>
-    <w:p>
-      <w:pPr/>
-      <w:r>
-        <w:rPr>
-          <w:lang w:val="en_US" w:bidi="en_US"/>
-        </w:rPr>
-      </w:r>
-      <w:r>
-        <w:rPr>
-          <w:lang w:val="en_US" w:bidi="en_US"/>
-        </w:rPr>
-        <w:t>God has promised everlasting life to the believers.</w:t>
+        <w:t>What attitudes will we have when Christ appears if we remain in him?</w:t>
+      </w:r>
+    </w:p>
+    <w:p>
+      <w:pPr/>
+      <w:r>
+        <w:rPr>
+          <w:lang w:val="en_US" w:bidi="en_US"/>
+        </w:rPr>
+      </w:r>
+      <w:r>
+        <w:rPr>
+          <w:lang w:val="en_US" w:bidi="en_US"/>
+        </w:rPr>
+        <w:t>If we remain in him, we will have boldness and will not be ashamed when Christ appears.</w:t>
       </w:r>
       <w:r>
         <w:rPr>
@@ -1697,7 +1760,7 @@
         <w:rPr>
           <w:lang w:val="en_US" w:bidi="en_US"/>
         </w:rPr>
-        <w:t>1 John 2:28</w:t>
+        <w:t>1 John 3:1 (#1)</w:t>
       </w:r>
       <w:r>
         <w:rPr>
@@ -1717,21 +1780,21 @@
           <w:b/>
           <w:lang w:val="en_US" w:bidi="en_US"/>
         </w:rPr>
-        <w:t>What attitudes will we have when Christ appears if we remain in him?</w:t>
-      </w:r>
-    </w:p>
-    <w:p>
-      <w:pPr/>
-      <w:r>
-        <w:rPr>
-          <w:lang w:val="en_US" w:bidi="en_US"/>
-        </w:rPr>
-      </w:r>
-      <w:r>
-        <w:rPr>
-          <w:lang w:val="en_US" w:bidi="en_US"/>
-        </w:rPr>
-        <w:t>If we remain in him, we will have boldness and will not be ashamed when Christ appears.</w:t>
+        <w:t>How has the Father expressed his love to believers?</w:t>
+      </w:r>
+    </w:p>
+    <w:p>
+      <w:pPr/>
+      <w:r>
+        <w:rPr>
+          <w:lang w:val="en_US" w:bidi="en_US"/>
+        </w:rPr>
+      </w:r>
+      <w:r>
+        <w:rPr>
+          <w:lang w:val="en_US" w:bidi="en_US"/>
+        </w:rPr>
+        <w:t>He has made it possible for them to be called children of God.</w:t>
       </w:r>
       <w:r>
         <w:rPr>
@@ -1760,7 +1823,7 @@
         <w:rPr>
           <w:lang w:val="en_US" w:bidi="en_US"/>
         </w:rPr>
-        <w:t>1 John 3:1</w:t>
+        <w:t>1 John 3:2 (#1)</w:t>
       </w:r>
       <w:r>
         <w:rPr>
@@ -1780,21 +1843,21 @@
           <w:b/>
           <w:lang w:val="en_US" w:bidi="en_US"/>
         </w:rPr>
-        <w:t>How has the Father expressed his love to believers?</w:t>
-      </w:r>
-    </w:p>
-    <w:p>
-      <w:pPr/>
-      <w:r>
-        <w:rPr>
-          <w:lang w:val="en_US" w:bidi="en_US"/>
-        </w:rPr>
-      </w:r>
-      <w:r>
-        <w:rPr>
-          <w:lang w:val="en_US" w:bidi="en_US"/>
-        </w:rPr>
-        <w:t>He has made it possible for them to be called children of God.</w:t>
+        <w:t>What will happen to believers when Christ is revealed?</w:t>
+      </w:r>
+    </w:p>
+    <w:p>
+      <w:pPr/>
+      <w:r>
+        <w:rPr>
+          <w:lang w:val="en_US" w:bidi="en_US"/>
+        </w:rPr>
+      </w:r>
+      <w:r>
+        <w:rPr>
+          <w:lang w:val="en_US" w:bidi="en_US"/>
+        </w:rPr>
+        <w:t>When Christ is revealed, believers will be like Christ because they will see him as he is.</w:t>
       </w:r>
       <w:r>
         <w:rPr>
@@ -1823,7 +1886,7 @@
         <w:rPr>
           <w:lang w:val="en_US" w:bidi="en_US"/>
         </w:rPr>
-        <w:t>1 John 3:2</w:t>
+        <w:t>1 John 3:3 (#1)</w:t>
       </w:r>
       <w:r>
         <w:rPr>
@@ -1843,21 +1906,21 @@
           <w:b/>
           <w:lang w:val="en_US" w:bidi="en_US"/>
         </w:rPr>
-        <w:t>What will happen to believers when Christ is revealed?</w:t>
-      </w:r>
-    </w:p>
-    <w:p>
-      <w:pPr/>
-      <w:r>
-        <w:rPr>
-          <w:lang w:val="en_US" w:bidi="en_US"/>
-        </w:rPr>
-      </w:r>
-      <w:r>
-        <w:rPr>
-          <w:lang w:val="en_US" w:bidi="en_US"/>
-        </w:rPr>
-        <w:t>When Christ is revealed, believers will be like Christ because they will see him as he is.</w:t>
+        <w:t>What action concerning himself should be taken by every believer who hopes in Christ?</w:t>
+      </w:r>
+    </w:p>
+    <w:p>
+      <w:pPr/>
+      <w:r>
+        <w:rPr>
+          <w:lang w:val="en_US" w:bidi="en_US"/>
+        </w:rPr>
+      </w:r>
+      <w:r>
+        <w:rPr>
+          <w:lang w:val="en_US" w:bidi="en_US"/>
+        </w:rPr>
+        <w:t>Every believer who hopes in Christ should purify himself.</w:t>
       </w:r>
       <w:r>
         <w:rPr>
@@ -1886,7 +1949,7 @@
         <w:rPr>
           <w:lang w:val="en_US" w:bidi="en_US"/>
         </w:rPr>
-        <w:t>1 John 3:3</w:t>
+        <w:t>1 John 3:5 (#1)</w:t>
       </w:r>
       <w:r>
         <w:rPr>
@@ -1906,21 +1969,21 @@
           <w:b/>
           <w:lang w:val="en_US" w:bidi="en_US"/>
         </w:rPr>
-        <w:t>What action concerning himself should be taken by every believer who hopes in Christ?</w:t>
-      </w:r>
-    </w:p>
-    <w:p>
-      <w:pPr/>
-      <w:r>
-        <w:rPr>
-          <w:lang w:val="en_US" w:bidi="en_US"/>
-        </w:rPr>
-      </w:r>
-      <w:r>
-        <w:rPr>
-          <w:lang w:val="en_US" w:bidi="en_US"/>
-        </w:rPr>
-        <w:t>Every believer who hopes in Christ should purify himself.</w:t>
+        <w:t>What does Christ not have in himself?</w:t>
+      </w:r>
+    </w:p>
+    <w:p>
+      <w:pPr/>
+      <w:r>
+        <w:rPr>
+          <w:lang w:val="en_US" w:bidi="en_US"/>
+        </w:rPr>
+      </w:r>
+      <w:r>
+        <w:rPr>
+          <w:lang w:val="en_US" w:bidi="en_US"/>
+        </w:rPr>
+        <w:t>Christ has no sin in himself.</w:t>
       </w:r>
       <w:r>
         <w:rPr>
@@ -1949,7 +2012,7 @@
         <w:rPr>
           <w:lang w:val="en_US" w:bidi="en_US"/>
         </w:rPr>
-        <w:t>1 John 3:5</w:t>
+        <w:t>1 John 3:6 (#1)</w:t>
       </w:r>
       <w:r>
         <w:rPr>
@@ -1969,21 +2032,21 @@
           <w:b/>
           <w:lang w:val="en_US" w:bidi="en_US"/>
         </w:rPr>
-        <w:t>What does Christ not have in himself?</w:t>
-      </w:r>
-    </w:p>
-    <w:p>
-      <w:pPr/>
-      <w:r>
-        <w:rPr>
-          <w:lang w:val="en_US" w:bidi="en_US"/>
-        </w:rPr>
-      </w:r>
-      <w:r>
-        <w:rPr>
-          <w:lang w:val="en_US" w:bidi="en_US"/>
-        </w:rPr>
-        <w:t>Christ has no sin in himself.</w:t>
+        <w:t>If a person continues to sin, what does that tell us about their relationship to God?</w:t>
+      </w:r>
+    </w:p>
+    <w:p>
+      <w:pPr/>
+      <w:r>
+        <w:rPr>
+          <w:lang w:val="en_US" w:bidi="en_US"/>
+        </w:rPr>
+      </w:r>
+      <w:r>
+        <w:rPr>
+          <w:lang w:val="en_US" w:bidi="en_US"/>
+        </w:rPr>
+        <w:t>It tells us they have neither seen Christ, nor known him.</w:t>
       </w:r>
       <w:r>
         <w:rPr>
@@ -2012,7 +2075,7 @@
         <w:rPr>
           <w:lang w:val="en_US" w:bidi="en_US"/>
         </w:rPr>
-        <w:t>1 John 3:6</w:t>
+        <w:t>1 John 3:8 (#1)</w:t>
       </w:r>
       <w:r>
         <w:rPr>
@@ -2032,21 +2095,21 @@
           <w:b/>
           <w:lang w:val="en_US" w:bidi="en_US"/>
         </w:rPr>
-        <w:t>If a person continues to sin, what does that tell us about their relationship to God?</w:t>
-      </w:r>
-    </w:p>
-    <w:p>
-      <w:pPr/>
-      <w:r>
-        <w:rPr>
-          <w:lang w:val="en_US" w:bidi="en_US"/>
-        </w:rPr>
-      </w:r>
-      <w:r>
-        <w:rPr>
-          <w:lang w:val="en_US" w:bidi="en_US"/>
-        </w:rPr>
-        <w:t>It tells us they have neither seen Christ, nor known him.</w:t>
+        <w:t>For what reason was the Son of God revealed?</w:t>
+      </w:r>
+    </w:p>
+    <w:p>
+      <w:pPr/>
+      <w:r>
+        <w:rPr>
+          <w:lang w:val="en_US" w:bidi="en_US"/>
+        </w:rPr>
+      </w:r>
+      <w:r>
+        <w:rPr>
+          <w:lang w:val="en_US" w:bidi="en_US"/>
+        </w:rPr>
+        <w:t>The Son of God was revealed in order to destroy the works of the devil.</w:t>
       </w:r>
       <w:r>
         <w:rPr>
@@ -2075,7 +2138,7 @@
         <w:rPr>
           <w:lang w:val="en_US" w:bidi="en_US"/>
         </w:rPr>
-        <w:t>1 John 3:8</w:t>
+        <w:t>1 John 3:9 (#1)</w:t>
       </w:r>
       <w:r>
         <w:rPr>
@@ -2095,21 +2158,21 @@
           <w:b/>
           <w:lang w:val="en_US" w:bidi="en_US"/>
         </w:rPr>
-        <w:t>For what reason was the Son of God revealed?</w:t>
-      </w:r>
-    </w:p>
-    <w:p>
-      <w:pPr/>
-      <w:r>
-        <w:rPr>
-          <w:lang w:val="en_US" w:bidi="en_US"/>
-        </w:rPr>
-      </w:r>
-      <w:r>
-        <w:rPr>
-          <w:lang w:val="en_US" w:bidi="en_US"/>
-        </w:rPr>
-        <w:t>The Son of God was revealed in order to destroy the works of the devil.</w:t>
+        <w:t>Why is the one who is begotten from God not able to continue to sin?</w:t>
+      </w:r>
+    </w:p>
+    <w:p>
+      <w:pPr/>
+      <w:r>
+        <w:rPr>
+          <w:lang w:val="en_US" w:bidi="en_US"/>
+        </w:rPr>
+      </w:r>
+      <w:r>
+        <w:rPr>
+          <w:lang w:val="en_US" w:bidi="en_US"/>
+        </w:rPr>
+        <w:t>He is not able to continue to sin because God’s seed remains in him.</w:t>
       </w:r>
       <w:r>
         <w:rPr>
@@ -2138,7 +2201,7 @@
         <w:rPr>
           <w:lang w:val="en_US" w:bidi="en_US"/>
         </w:rPr>
-        <w:t>1 John 3:9</w:t>
+        <w:t>1 John 3:10 (#1)</w:t>
       </w:r>
       <w:r>
         <w:rPr>
@@ -2158,21 +2221,21 @@
           <w:b/>
           <w:lang w:val="en_US" w:bidi="en_US"/>
         </w:rPr>
-        <w:t>Why is the one who is begotten from God not able to continue to sin?</w:t>
-      </w:r>
-    </w:p>
-    <w:p>
-      <w:pPr/>
-      <w:r>
-        <w:rPr>
-          <w:lang w:val="en_US" w:bidi="en_US"/>
-        </w:rPr>
-      </w:r>
-      <w:r>
-        <w:rPr>
-          <w:lang w:val="en_US" w:bidi="en_US"/>
-        </w:rPr>
-        <w:t>He is not able to continue to sin because God's seed remains in him.</w:t>
+        <w:t>How are the children of the devil apparent?</w:t>
+      </w:r>
+    </w:p>
+    <w:p>
+      <w:pPr/>
+      <w:r>
+        <w:rPr>
+          <w:lang w:val="en_US" w:bidi="en_US"/>
+        </w:rPr>
+      </w:r>
+      <w:r>
+        <w:rPr>
+          <w:lang w:val="en_US" w:bidi="en_US"/>
+        </w:rPr>
+        <w:t>The children of the devil are apparent because they do not do righteousness and they do not love their brother.</w:t>
       </w:r>
       <w:r>
         <w:rPr>
@@ -2201,7 +2264,7 @@
         <w:rPr>
           <w:lang w:val="en_US" w:bidi="en_US"/>
         </w:rPr>
-        <w:t>1 John 3:10</w:t>
+        <w:t>1 John 3:11 (#1)</w:t>
       </w:r>
       <w:r>
         <w:rPr>
@@ -2221,21 +2284,21 @@
           <w:b/>
           <w:lang w:val="en_US" w:bidi="en_US"/>
         </w:rPr>
-        <w:t>How are the children of the devil apparent?</w:t>
-      </w:r>
-    </w:p>
-    <w:p>
-      <w:pPr/>
-      <w:r>
-        <w:rPr>
-          <w:lang w:val="en_US" w:bidi="en_US"/>
-        </w:rPr>
-      </w:r>
-      <w:r>
-        <w:rPr>
-          <w:lang w:val="en_US" w:bidi="en_US"/>
-        </w:rPr>
-        <w:t>The children of the devil are apparent because they do not do righteousness and they do not love their brother.</w:t>
+        <w:t>What is the message that we have heard from the beginning?</w:t>
+      </w:r>
+    </w:p>
+    <w:p>
+      <w:pPr/>
+      <w:r>
+        <w:rPr>
+          <w:lang w:val="en_US" w:bidi="en_US"/>
+        </w:rPr>
+      </w:r>
+      <w:r>
+        <w:rPr>
+          <w:lang w:val="en_US" w:bidi="en_US"/>
+        </w:rPr>
+        <w:t>The message is that we should love one another.</w:t>
       </w:r>
       <w:r>
         <w:rPr>
@@ -2264,7 +2327,7 @@
         <w:rPr>
           <w:lang w:val="en_US" w:bidi="en_US"/>
         </w:rPr>
-        <w:t>1 John 3:11</w:t>
+        <w:t>1 John 3:12 (#1)</w:t>
       </w:r>
       <w:r>
         <w:rPr>
@@ -2284,21 +2347,21 @@
           <w:b/>
           <w:lang w:val="en_US" w:bidi="en_US"/>
         </w:rPr>
-        <w:t>What is the message that we have heard from the beginning?</w:t>
-      </w:r>
-    </w:p>
-    <w:p>
-      <w:pPr/>
-      <w:r>
-        <w:rPr>
-          <w:lang w:val="en_US" w:bidi="en_US"/>
-        </w:rPr>
-      </w:r>
-      <w:r>
-        <w:rPr>
-          <w:lang w:val="en_US" w:bidi="en_US"/>
-        </w:rPr>
-        <w:t>The message is that we should love one another.</w:t>
+        <w:t>How did Cain demonstrate that he was from the evil one?</w:t>
+      </w:r>
+    </w:p>
+    <w:p>
+      <w:pPr/>
+      <w:r>
+        <w:rPr>
+          <w:lang w:val="en_US" w:bidi="en_US"/>
+        </w:rPr>
+      </w:r>
+      <w:r>
+        <w:rPr>
+          <w:lang w:val="en_US" w:bidi="en_US"/>
+        </w:rPr>
+        <w:t>Cain demonstrated that he was from the evil one by murdering his brother.</w:t>
       </w:r>
       <w:r>
         <w:rPr>
@@ -2327,7 +2390,7 @@
         <w:rPr>
           <w:lang w:val="en_US" w:bidi="en_US"/>
         </w:rPr>
-        <w:t>1 John 3:12</w:t>
+        <w:t>1 John 3:13 (#1)</w:t>
       </w:r>
       <w:r>
         <w:rPr>
@@ -2347,21 +2410,21 @@
           <w:b/>
           <w:lang w:val="en_US" w:bidi="en_US"/>
         </w:rPr>
-        <w:t>How did Cain demonstrate that he was from the evil one?</w:t>
-      </w:r>
-    </w:p>
-    <w:p>
-      <w:pPr/>
-      <w:r>
-        <w:rPr>
-          <w:lang w:val="en_US" w:bidi="en_US"/>
-        </w:rPr>
-      </w:r>
-      <w:r>
-        <w:rPr>
-          <w:lang w:val="en_US" w:bidi="en_US"/>
-        </w:rPr>
-        <w:t>Cain demonstrated that he was from the evil one by murdering his brother.</w:t>
+        <w:t>What does John say should not amaze believers?</w:t>
+      </w:r>
+    </w:p>
+    <w:p>
+      <w:pPr/>
+      <w:r>
+        <w:rPr>
+          <w:lang w:val="en_US" w:bidi="en_US"/>
+        </w:rPr>
+      </w:r>
+      <w:r>
+        <w:rPr>
+          <w:lang w:val="en_US" w:bidi="en_US"/>
+        </w:rPr>
+        <w:t>John says believers should not be amazed that the world hates them.</w:t>
       </w:r>
       <w:r>
         <w:rPr>
@@ -2390,7 +2453,7 @@
         <w:rPr>
           <w:lang w:val="en_US" w:bidi="en_US"/>
         </w:rPr>
-        <w:t>1 John 3:13</w:t>
+        <w:t>1 John 3:14 (#1)</w:t>
       </w:r>
       <w:r>
         <w:rPr>
@@ -2410,21 +2473,21 @@
           <w:b/>
           <w:lang w:val="en_US" w:bidi="en_US"/>
         </w:rPr>
-        <w:t>What does John say should not amaze believers?</w:t>
-      </w:r>
-    </w:p>
-    <w:p>
-      <w:pPr/>
-      <w:r>
-        <w:rPr>
-          <w:lang w:val="en_US" w:bidi="en_US"/>
-        </w:rPr>
-      </w:r>
-      <w:r>
-        <w:rPr>
-          <w:lang w:val="en_US" w:bidi="en_US"/>
-        </w:rPr>
-        <w:t>John says believers should not be amazed that the world hates them.</w:t>
+        <w:t>What attitude demonstrates that we have relocated from death to life?</w:t>
+      </w:r>
+    </w:p>
+    <w:p>
+      <w:pPr/>
+      <w:r>
+        <w:rPr>
+          <w:lang w:val="en_US" w:bidi="en_US"/>
+        </w:rPr>
+      </w:r>
+      <w:r>
+        <w:rPr>
+          <w:lang w:val="en_US" w:bidi="en_US"/>
+        </w:rPr>
+        <w:t>We know we have relocated from death to life because we love the brothers.</w:t>
       </w:r>
       <w:r>
         <w:rPr>
@@ -2453,7 +2516,7 @@
         <w:rPr>
           <w:lang w:val="en_US" w:bidi="en_US"/>
         </w:rPr>
-        <w:t>1 John 3:14</w:t>
+        <w:t>1 John 3:16 (#1)</w:t>
       </w:r>
       <w:r>
         <w:rPr>
@@ -2473,21 +2536,21 @@
           <w:b/>
           <w:lang w:val="en_US" w:bidi="en_US"/>
         </w:rPr>
-        <w:t>What attitude demonstrates that we have relocated from death to life?</w:t>
-      </w:r>
-    </w:p>
-    <w:p>
-      <w:pPr/>
-      <w:r>
-        <w:rPr>
-          <w:lang w:val="en_US" w:bidi="en_US"/>
-        </w:rPr>
-      </w:r>
-      <w:r>
-        <w:rPr>
-          <w:lang w:val="en_US" w:bidi="en_US"/>
-        </w:rPr>
-        <w:t>We know we have relocated from death to life because we love the brothers.</w:t>
+        <w:t>How have we known love?</w:t>
+      </w:r>
+    </w:p>
+    <w:p>
+      <w:pPr/>
+      <w:r>
+        <w:rPr>
+          <w:lang w:val="en_US" w:bidi="en_US"/>
+        </w:rPr>
+      </w:r>
+      <w:r>
+        <w:rPr>
+          <w:lang w:val="en_US" w:bidi="en_US"/>
+        </w:rPr>
+        <w:t>We have known love because Christ laid down his life for us.</w:t>
       </w:r>
       <w:r>
         <w:rPr>
@@ -2516,7 +2579,7 @@
         <w:rPr>
           <w:lang w:val="en_US" w:bidi="en_US"/>
         </w:rPr>
-        <w:t>1 John 3:16</w:t>
+        <w:t>1 John 3:17 (#1)</w:t>
       </w:r>
       <w:r>
         <w:rPr>
@@ -2536,21 +2599,21 @@
           <w:b/>
           <w:lang w:val="en_US" w:bidi="en_US"/>
         </w:rPr>
-        <w:t>How have we known love?</w:t>
-      </w:r>
-    </w:p>
-    <w:p>
-      <w:pPr/>
-      <w:r>
-        <w:rPr>
-          <w:lang w:val="en_US" w:bidi="en_US"/>
-        </w:rPr>
-      </w:r>
-      <w:r>
-        <w:rPr>
-          <w:lang w:val="en_US" w:bidi="en_US"/>
-        </w:rPr>
-        <w:t>We have known love because Christ laid down his life for us.</w:t>
+        <w:t>What indicates that a person does not have the love of God in him?</w:t>
+      </w:r>
+    </w:p>
+    <w:p>
+      <w:pPr/>
+      <w:r>
+        <w:rPr>
+          <w:lang w:val="en_US" w:bidi="en_US"/>
+        </w:rPr>
+      </w:r>
+      <w:r>
+        <w:rPr>
+          <w:lang w:val="en_US" w:bidi="en_US"/>
+        </w:rPr>
+        <w:t>When someone who is rich sees a brother in need, but does not help him, the love of God does not remain in that person.</w:t>
       </w:r>
       <w:r>
         <w:rPr>
@@ -2579,7 +2642,7 @@
         <w:rPr>
           <w:lang w:val="en_US" w:bidi="en_US"/>
         </w:rPr>
-        <w:t>1 John 3:17</w:t>
+        <w:t>1 John 3:18 (#1)</w:t>
       </w:r>
       <w:r>
         <w:rPr>
@@ -2599,21 +2662,21 @@
           <w:b/>
           <w:lang w:val="en_US" w:bidi="en_US"/>
         </w:rPr>
-        <w:t>What indicates that a person does not have the love of God in him?</w:t>
-      </w:r>
-    </w:p>
-    <w:p>
-      <w:pPr/>
-      <w:r>
-        <w:rPr>
-          <w:lang w:val="en_US" w:bidi="en_US"/>
-        </w:rPr>
-      </w:r>
-      <w:r>
-        <w:rPr>
-          <w:lang w:val="en_US" w:bidi="en_US"/>
-        </w:rPr>
-        <w:t>When someone who is rich sees a brother in need, but does not help him, the love of God does not remain in that person.</w:t>
+        <w:t>What are two ways in which it is insufficient for us to love?</w:t>
+      </w:r>
+    </w:p>
+    <w:p>
+      <w:pPr/>
+      <w:r>
+        <w:rPr>
+          <w:lang w:val="en_US" w:bidi="en_US"/>
+        </w:rPr>
+      </w:r>
+      <w:r>
+        <w:rPr>
+          <w:lang w:val="en_US" w:bidi="en_US"/>
+        </w:rPr>
+        <w:t>If is not enough for us to love only in word or tongue.</w:t>
       </w:r>
       <w:r>
         <w:rPr>
@@ -2642,7 +2705,7 @@
         <w:rPr>
           <w:lang w:val="en_US" w:bidi="en_US"/>
         </w:rPr>
-        <w:t>1 John 3:18</w:t>
+        <w:t>1 John 3:18 (#2)</w:t>
       </w:r>
       <w:r>
         <w:rPr>
@@ -2662,21 +2725,21 @@
           <w:b/>
           <w:lang w:val="en_US" w:bidi="en_US"/>
         </w:rPr>
-        <w:t>What are two ways in which it is insufficient for us to love?</w:t>
-      </w:r>
-    </w:p>
-    <w:p>
-      <w:pPr/>
-      <w:r>
-        <w:rPr>
-          <w:lang w:val="en_US" w:bidi="en_US"/>
-        </w:rPr>
-      </w:r>
-      <w:r>
-        <w:rPr>
-          <w:lang w:val="en_US" w:bidi="en_US"/>
-        </w:rPr>
-        <w:t>If is not enough for us to love only in word or tongue.</w:t>
+        <w:t>What are two ways in which we should love?</w:t>
+      </w:r>
+    </w:p>
+    <w:p>
+      <w:pPr/>
+      <w:r>
+        <w:rPr>
+          <w:lang w:val="en_US" w:bidi="en_US"/>
+        </w:rPr>
+      </w:r>
+      <w:r>
+        <w:rPr>
+          <w:lang w:val="en_US" w:bidi="en_US"/>
+        </w:rPr>
+        <w:t>We should love in deed and in truth.</w:t>
       </w:r>
       <w:r>
         <w:rPr>
@@ -2705,7 +2768,7 @@
         <w:rPr>
           <w:lang w:val="en_US" w:bidi="en_US"/>
         </w:rPr>
-        <w:t>1 John 3:18 (#2)</w:t>
+        <w:t>1 John 3:21 (#1)</w:t>
       </w:r>
       <w:r>
         <w:rPr>
@@ -2725,21 +2788,21 @@
           <w:b/>
           <w:lang w:val="en_US" w:bidi="en_US"/>
         </w:rPr>
-        <w:t>What are two ways in which we should love?</w:t>
-      </w:r>
-    </w:p>
-    <w:p>
-      <w:pPr/>
-      <w:r>
-        <w:rPr>
-          <w:lang w:val="en_US" w:bidi="en_US"/>
-        </w:rPr>
-      </w:r>
-      <w:r>
-        <w:rPr>
-          <w:lang w:val="en_US" w:bidi="en_US"/>
-        </w:rPr>
-        <w:t>We should love in deed and in truth.</w:t>
+        <w:t>What do we have if our heart does not condemn us?</w:t>
+      </w:r>
+    </w:p>
+    <w:p>
+      <w:pPr/>
+      <w:r>
+        <w:rPr>
+          <w:lang w:val="en_US" w:bidi="en_US"/>
+        </w:rPr>
+      </w:r>
+      <w:r>
+        <w:rPr>
+          <w:lang w:val="en_US" w:bidi="en_US"/>
+        </w:rPr>
+        <w:t>If our heart does not condemn us, we have confidence toward God.</w:t>
       </w:r>
       <w:r>
         <w:rPr>
@@ -2768,7 +2831,7 @@
         <w:rPr>
           <w:lang w:val="en_US" w:bidi="en_US"/>
         </w:rPr>
-        <w:t>1 John 3:21</w:t>
+        <w:t>1 John 3:23 (#1)</w:t>
       </w:r>
       <w:r>
         <w:rPr>
@@ -2788,21 +2851,21 @@
           <w:b/>
           <w:lang w:val="en_US" w:bidi="en_US"/>
         </w:rPr>
-        <w:t>What do we have if our heart does not condemn us?</w:t>
-      </w:r>
-    </w:p>
-    <w:p>
-      <w:pPr/>
-      <w:r>
-        <w:rPr>
-          <w:lang w:val="en_US" w:bidi="en_US"/>
-        </w:rPr>
-      </w:r>
-      <w:r>
-        <w:rPr>
-          <w:lang w:val="en_US" w:bidi="en_US"/>
-        </w:rPr>
-        <w:t>If our heart does not condemn us, we have confidence toward God.</w:t>
+        <w:t>What is the commandment that God has given to us?</w:t>
+      </w:r>
+    </w:p>
+    <w:p>
+      <w:pPr/>
+      <w:r>
+        <w:rPr>
+          <w:lang w:val="en_US" w:bidi="en_US"/>
+        </w:rPr>
+      </w:r>
+      <w:r>
+        <w:rPr>
+          <w:lang w:val="en_US" w:bidi="en_US"/>
+        </w:rPr>
+        <w:t>God’s commandment is that we should believe in the name of his Son Jesus Christ and love one another.</w:t>
       </w:r>
       <w:r>
         <w:rPr>
@@ -2831,7 +2894,7 @@
         <w:rPr>
           <w:lang w:val="en_US" w:bidi="en_US"/>
         </w:rPr>
-        <w:t>1 John 3:23</w:t>
+        <w:t>1 John 3:24 (#1)</w:t>
       </w:r>
       <w:r>
         <w:rPr>
@@ -2851,21 +2914,21 @@
           <w:b/>
           <w:lang w:val="en_US" w:bidi="en_US"/>
         </w:rPr>
-        <w:t>What is the commandment that God has given to us?</w:t>
-      </w:r>
-    </w:p>
-    <w:p>
-      <w:pPr/>
-      <w:r>
-        <w:rPr>
-          <w:lang w:val="en_US" w:bidi="en_US"/>
-        </w:rPr>
-      </w:r>
-      <w:r>
-        <w:rPr>
-          <w:lang w:val="en_US" w:bidi="en_US"/>
-        </w:rPr>
-        <w:t>God’s commandment is that we should believe in the name of his Son Jesus Christ and love one another.</w:t>
+        <w:t>How do believers know that God remains in them?</w:t>
+      </w:r>
+    </w:p>
+    <w:p>
+      <w:pPr/>
+      <w:r>
+        <w:rPr>
+          <w:lang w:val="en_US" w:bidi="en_US"/>
+        </w:rPr>
+      </w:r>
+      <w:r>
+        <w:rPr>
+          <w:lang w:val="en_US" w:bidi="en_US"/>
+        </w:rPr>
+        <w:t>God has given believers the Spirit so that they know God remains in them.</w:t>
       </w:r>
       <w:r>
         <w:rPr>
@@ -2894,7 +2957,7 @@
         <w:rPr>
           <w:lang w:val="en_US" w:bidi="en_US"/>
         </w:rPr>
-        <w:t>1 John 3:24</w:t>
+        <w:t>1 John 4:1 (#1)</w:t>
       </w:r>
       <w:r>
         <w:rPr>
@@ -2914,21 +2977,21 @@
           <w:b/>
           <w:lang w:val="en_US" w:bidi="en_US"/>
         </w:rPr>
-        <w:t>How do believers know that God remains in them?</w:t>
-      </w:r>
-    </w:p>
-    <w:p>
-      <w:pPr/>
-      <w:r>
-        <w:rPr>
-          <w:lang w:val="en_US" w:bidi="en_US"/>
-        </w:rPr>
-      </w:r>
-      <w:r>
-        <w:rPr>
-          <w:lang w:val="en_US" w:bidi="en_US"/>
-        </w:rPr>
-        <w:t>God has given believers the Spirit so that they know God remains in them.</w:t>
+        <w:t>Why should believers not believe every spirit?</w:t>
+      </w:r>
+    </w:p>
+    <w:p>
+      <w:pPr/>
+      <w:r>
+        <w:rPr>
+          <w:lang w:val="en_US" w:bidi="en_US"/>
+        </w:rPr>
+      </w:r>
+      <w:r>
+        <w:rPr>
+          <w:lang w:val="en_US" w:bidi="en_US"/>
+        </w:rPr>
+        <w:t>They should not believe every spirit because there are many false prophets that have gone out into the world.</w:t>
       </w:r>
       <w:r>
         <w:rPr>
@@ -2957,7 +3020,7 @@
         <w:rPr>
           <w:lang w:val="en_US" w:bidi="en_US"/>
         </w:rPr>
-        <w:t>1 John 4:1</w:t>
+        <w:t>1 John 4:2 (#1)</w:t>
       </w:r>
       <w:r>
         <w:rPr>
@@ -2977,21 +3040,21 @@
           <w:b/>
           <w:lang w:val="en_US" w:bidi="en_US"/>
         </w:rPr>
-        <w:t>Why should believers not believe every spirit?</w:t>
-      </w:r>
-    </w:p>
-    <w:p>
-      <w:pPr/>
-      <w:r>
-        <w:rPr>
-          <w:lang w:val="en_US" w:bidi="en_US"/>
-        </w:rPr>
-      </w:r>
-      <w:r>
-        <w:rPr>
-          <w:lang w:val="en_US" w:bidi="en_US"/>
-        </w:rPr>
-        <w:t>They should not believe every spirit because there are many false prophets that have gone out into the world.</w:t>
+        <w:t>How can you know the Spirit of God?</w:t>
+      </w:r>
+    </w:p>
+    <w:p>
+      <w:pPr/>
+      <w:r>
+        <w:rPr>
+          <w:lang w:val="en_US" w:bidi="en_US"/>
+        </w:rPr>
+      </w:r>
+      <w:r>
+        <w:rPr>
+          <w:lang w:val="en_US" w:bidi="en_US"/>
+        </w:rPr>
+        <w:t>Every spirit that confesses that Jesus Christ has come in the flesh is from God.</w:t>
       </w:r>
       <w:r>
         <w:rPr>
@@ -3020,7 +3083,7 @@
         <w:rPr>
           <w:lang w:val="en_US" w:bidi="en_US"/>
         </w:rPr>
-        <w:t>1 John 4:2</w:t>
+        <w:t>1 John 4:3 (#1)</w:t>
       </w:r>
       <w:r>
         <w:rPr>
@@ -3040,21 +3103,21 @@
           <w:b/>
           <w:lang w:val="en_US" w:bidi="en_US"/>
         </w:rPr>
-        <w:t>How can you know the Spirit of God?</w:t>
-      </w:r>
-    </w:p>
-    <w:p>
-      <w:pPr/>
-      <w:r>
-        <w:rPr>
-          <w:lang w:val="en_US" w:bidi="en_US"/>
-        </w:rPr>
-      </w:r>
-      <w:r>
-        <w:rPr>
-          <w:lang w:val="en_US" w:bidi="en_US"/>
-        </w:rPr>
-        <w:t>Every spirit that confesses that Jesus Christ has come in the flesh is from God.</w:t>
+        <w:t>What spirit does not confess that Jesus Christ has come in the flesh?</w:t>
+      </w:r>
+    </w:p>
+    <w:p>
+      <w:pPr/>
+      <w:r>
+        <w:rPr>
+          <w:lang w:val="en_US" w:bidi="en_US"/>
+        </w:rPr>
+      </w:r>
+      <w:r>
+        <w:rPr>
+          <w:lang w:val="en_US" w:bidi="en_US"/>
+        </w:rPr>
+        <w:t>The spirit of an antichrist does not confess that Jesus Christ has come in the flesh.</w:t>
       </w:r>
       <w:r>
         <w:rPr>
@@ -3083,7 +3146,7 @@
         <w:rPr>
           <w:lang w:val="en_US" w:bidi="en_US"/>
         </w:rPr>
-        <w:t>1 John 4:3</w:t>
+        <w:t>1 John 4:4 (#1)</w:t>
       </w:r>
       <w:r>
         <w:rPr>
@@ -3103,21 +3166,21 @@
           <w:b/>
           <w:lang w:val="en_US" w:bidi="en_US"/>
         </w:rPr>
-        <w:t>What spirit does not confess that Jesus Christ has come in the flesh?</w:t>
-      </w:r>
-    </w:p>
-    <w:p>
-      <w:pPr/>
-      <w:r>
-        <w:rPr>
-          <w:lang w:val="en_US" w:bidi="en_US"/>
-        </w:rPr>
-      </w:r>
-      <w:r>
-        <w:rPr>
-          <w:lang w:val="en_US" w:bidi="en_US"/>
-        </w:rPr>
-        <w:t>The spirit of an antichrist does not confess that Jesus Christ has come in the flesh.</w:t>
+        <w:t>How are believers able to overcome spirits that are not from God?</w:t>
+      </w:r>
+    </w:p>
+    <w:p>
+      <w:pPr/>
+      <w:r>
+        <w:rPr>
+          <w:lang w:val="en_US" w:bidi="en_US"/>
+        </w:rPr>
+      </w:r>
+      <w:r>
+        <w:rPr>
+          <w:lang w:val="en_US" w:bidi="en_US"/>
+        </w:rPr>
+        <w:t>We can overcome them because the spirit in us is greater than the one in the world.</w:t>
       </w:r>
       <w:r>
         <w:rPr>
@@ -3146,7 +3209,7 @@
         <w:rPr>
           <w:lang w:val="en_US" w:bidi="en_US"/>
         </w:rPr>
-        <w:t>1 John 4:4</w:t>
+        <w:t>1 John 4:7 (#1)</w:t>
       </w:r>
       <w:r>
         <w:rPr>
@@ -3166,21 +3229,21 @@
           <w:b/>
           <w:lang w:val="en_US" w:bidi="en_US"/>
         </w:rPr>
-        <w:t>How are believers able to overcome spirits that are not from God?</w:t>
-      </w:r>
-    </w:p>
-    <w:p>
-      <w:pPr/>
-      <w:r>
-        <w:rPr>
-          <w:lang w:val="en_US" w:bidi="en_US"/>
-        </w:rPr>
-      </w:r>
-      <w:r>
-        <w:rPr>
-          <w:lang w:val="en_US" w:bidi="en_US"/>
-        </w:rPr>
-        <w:t>We can overcome them because the spirit in us is greater than the one in the world.</w:t>
+        <w:t>Why should believers love one another?</w:t>
+      </w:r>
+    </w:p>
+    <w:p>
+      <w:pPr/>
+      <w:r>
+        <w:rPr>
+          <w:lang w:val="en_US" w:bidi="en_US"/>
+        </w:rPr>
+      </w:r>
+      <w:r>
+        <w:rPr>
+          <w:lang w:val="en_US" w:bidi="en_US"/>
+        </w:rPr>
+        <w:t>Believers should love one another because love is from God, and the one who is begotten from God loves.</w:t>
       </w:r>
       <w:r>
         <w:rPr>
@@ -3209,7 +3272,7 @@
         <w:rPr>
           <w:lang w:val="en_US" w:bidi="en_US"/>
         </w:rPr>
-        <w:t>1 John 4:7</w:t>
+        <w:t>1 John 4:8 (#1)</w:t>
       </w:r>
       <w:r>
         <w:rPr>
@@ -3229,21 +3292,21 @@
           <w:b/>
           <w:lang w:val="en_US" w:bidi="en_US"/>
         </w:rPr>
-        <w:t>Why should believers love one another?</w:t>
-      </w:r>
-    </w:p>
-    <w:p>
-      <w:pPr/>
-      <w:r>
-        <w:rPr>
-          <w:lang w:val="en_US" w:bidi="en_US"/>
-        </w:rPr>
-      </w:r>
-      <w:r>
-        <w:rPr>
-          <w:lang w:val="en_US" w:bidi="en_US"/>
-        </w:rPr>
-        <w:t>Believers should love one another because love is from God, and the one who is begotten from God loves.</w:t>
+        <w:t>How does the one who does not love demonstrate that he does not know God?</w:t>
+      </w:r>
+    </w:p>
+    <w:p>
+      <w:pPr/>
+      <w:r>
+        <w:rPr>
+          <w:lang w:val="en_US" w:bidi="en_US"/>
+        </w:rPr>
+      </w:r>
+      <w:r>
+        <w:rPr>
+          <w:lang w:val="en_US" w:bidi="en_US"/>
+        </w:rPr>
+        <w:t>People who know God love because God is love.</w:t>
       </w:r>
       <w:r>
         <w:rPr>
@@ -3272,7 +3335,7 @@
         <w:rPr>
           <w:lang w:val="en_US" w:bidi="en_US"/>
         </w:rPr>
-        <w:t>1 John 4:8</w:t>
+        <w:t>1 John 4:9 (#1)</w:t>
       </w:r>
       <w:r>
         <w:rPr>
@@ -3292,21 +3355,21 @@
           <w:b/>
           <w:lang w:val="en_US" w:bidi="en_US"/>
         </w:rPr>
-        <w:t>How does the one who does not love demonstrate that he does not know God?</w:t>
-      </w:r>
-    </w:p>
-    <w:p>
-      <w:pPr/>
-      <w:r>
-        <w:rPr>
-          <w:lang w:val="en_US" w:bidi="en_US"/>
-        </w:rPr>
-      </w:r>
-      <w:r>
-        <w:rPr>
-          <w:lang w:val="en_US" w:bidi="en_US"/>
-        </w:rPr>
-        <w:t>People who know God love because God is love.</w:t>
+        <w:t>How did God reveal his love for us?</w:t>
+      </w:r>
+    </w:p>
+    <w:p>
+      <w:pPr/>
+      <w:r>
+        <w:rPr>
+          <w:lang w:val="en_US" w:bidi="en_US"/>
+        </w:rPr>
+      </w:r>
+      <w:r>
+        <w:rPr>
+          <w:lang w:val="en_US" w:bidi="en_US"/>
+        </w:rPr>
+        <w:t>God revealed his love for us by sending his only begotten Son into the world.</w:t>
       </w:r>
       <w:r>
         <w:rPr>
@@ -3335,7 +3398,7 @@
         <w:rPr>
           <w:lang w:val="en_US" w:bidi="en_US"/>
         </w:rPr>
-        <w:t>1 John 4:9</w:t>
+        <w:t>1 John 4:9 (#2)</w:t>
       </w:r>
       <w:r>
         <w:rPr>
@@ -3355,21 +3418,21 @@
           <w:b/>
           <w:lang w:val="en_US" w:bidi="en_US"/>
         </w:rPr>
-        <w:t>How did God reveal his love for us?</w:t>
-      </w:r>
-    </w:p>
-    <w:p>
-      <w:pPr/>
-      <w:r>
-        <w:rPr>
-          <w:lang w:val="en_US" w:bidi="en_US"/>
-        </w:rPr>
-      </w:r>
-      <w:r>
-        <w:rPr>
-          <w:lang w:val="en_US" w:bidi="en_US"/>
-        </w:rPr>
-        <w:t>God revealed his love for us by sending his only begotten Son into the world.</w:t>
+        <w:t>For what purpose did the Father send his Son?</w:t>
+      </w:r>
+    </w:p>
+    <w:p>
+      <w:pPr/>
+      <w:r>
+        <w:rPr>
+          <w:lang w:val="en_US" w:bidi="en_US"/>
+        </w:rPr>
+      </w:r>
+      <w:r>
+        <w:rPr>
+          <w:lang w:val="en_US" w:bidi="en_US"/>
+        </w:rPr>
+        <w:t>The Father sent his Son so that we might live through him.</w:t>
       </w:r>
       <w:r>
         <w:rPr>
@@ -3398,7 +3461,7 @@
         <w:rPr>
           <w:lang w:val="en_US" w:bidi="en_US"/>
         </w:rPr>
-        <w:t>1 John 4:9 (#2)</w:t>
+        <w:t>1 John 4:15 (#1)</w:t>
       </w:r>
       <w:r>
         <w:rPr>
@@ -3418,21 +3481,21 @@
           <w:b/>
           <w:lang w:val="en_US" w:bidi="en_US"/>
         </w:rPr>
-        <w:t>For what purpose did the Father send his Son?</w:t>
-      </w:r>
-    </w:p>
-    <w:p>
-      <w:pPr/>
-      <w:r>
-        <w:rPr>
-          <w:lang w:val="en_US" w:bidi="en_US"/>
-        </w:rPr>
-      </w:r>
-      <w:r>
-        <w:rPr>
-          <w:lang w:val="en_US" w:bidi="en_US"/>
-        </w:rPr>
-        <w:t>The Father sent his Son so that we might live through him.</w:t>
+        <w:t>If God remains in a person and he remains in God, what does that person confess about Jesus?</w:t>
+      </w:r>
+    </w:p>
+    <w:p>
+      <w:pPr/>
+      <w:r>
+        <w:rPr>
+          <w:lang w:val="en_US" w:bidi="en_US"/>
+        </w:rPr>
+      </w:r>
+      <w:r>
+        <w:rPr>
+          <w:lang w:val="en_US" w:bidi="en_US"/>
+        </w:rPr>
+        <w:t>The person who remains in God confess that Jesus is the Son of God.</w:t>
       </w:r>
       <w:r>
         <w:rPr>
@@ -3461,7 +3524,7 @@
         <w:rPr>
           <w:lang w:val="en_US" w:bidi="en_US"/>
         </w:rPr>
-        <w:t>1 John 4:15</w:t>
+        <w:t>1 John 4:17 (#1)</w:t>
       </w:r>
       <w:r>
         <w:rPr>
@@ -3481,21 +3544,21 @@
           <w:b/>
           <w:lang w:val="en_US" w:bidi="en_US"/>
         </w:rPr>
-        <w:t>If God remains in a person and he remains in God, what does that person confess about Jesus?</w:t>
-      </w:r>
-    </w:p>
-    <w:p>
-      <w:pPr/>
-      <w:r>
-        <w:rPr>
-          <w:lang w:val="en_US" w:bidi="en_US"/>
-        </w:rPr>
-      </w:r>
-      <w:r>
-        <w:rPr>
-          <w:lang w:val="en_US" w:bidi="en_US"/>
-        </w:rPr>
-        <w:t>The person who remains in God confesss that Jesus is the Son of God.</w:t>
+        <w:t>What attitude will the love of God cause us to have on the day of judgment?</w:t>
+      </w:r>
+    </w:p>
+    <w:p>
+      <w:pPr/>
+      <w:r>
+        <w:rPr>
+          <w:lang w:val="en_US" w:bidi="en_US"/>
+        </w:rPr>
+      </w:r>
+      <w:r>
+        <w:rPr>
+          <w:lang w:val="en_US" w:bidi="en_US"/>
+        </w:rPr>
+        <w:t>The love of God will cause us to have confidence on the day of judgment.</w:t>
       </w:r>
       <w:r>
         <w:rPr>
@@ -3524,7 +3587,7 @@
         <w:rPr>
           <w:lang w:val="en_US" w:bidi="en_US"/>
         </w:rPr>
-        <w:t>1 John 4:17</w:t>
+        <w:t>1 John 4:19 (#1)</w:t>
       </w:r>
       <w:r>
         <w:rPr>
@@ -3544,21 +3607,21 @@
           <w:b/>
           <w:lang w:val="en_US" w:bidi="en_US"/>
         </w:rPr>
-        <w:t>What attitude will the love of God cause us to have on the day of judgment?</w:t>
-      </w:r>
-    </w:p>
-    <w:p>
-      <w:pPr/>
-      <w:r>
-        <w:rPr>
-          <w:lang w:val="en_US" w:bidi="en_US"/>
-        </w:rPr>
-      </w:r>
-      <w:r>
-        <w:rPr>
-          <w:lang w:val="en_US" w:bidi="en_US"/>
-        </w:rPr>
-        <w:t>The love of God will cause us to have confidence on the day of judgment.</w:t>
+        <w:t>How are we able to love?</w:t>
+      </w:r>
+    </w:p>
+    <w:p>
+      <w:pPr/>
+      <w:r>
+        <w:rPr>
+          <w:lang w:val="en_US" w:bidi="en_US"/>
+        </w:rPr>
+      </w:r>
+      <w:r>
+        <w:rPr>
+          <w:lang w:val="en_US" w:bidi="en_US"/>
+        </w:rPr>
+        <w:t>We love because God first loved us.</w:t>
       </w:r>
       <w:r>
         <w:rPr>
@@ -3587,7 +3650,7 @@
         <w:rPr>
           <w:lang w:val="en_US" w:bidi="en_US"/>
         </w:rPr>
-        <w:t>1 John 4:19</w:t>
+        <w:t>1 John 4:20 (#1)</w:t>
       </w:r>
       <w:r>
         <w:rPr>
@@ -3607,21 +3670,21 @@
           <w:b/>
           <w:lang w:val="en_US" w:bidi="en_US"/>
         </w:rPr>
-        <w:t>How are we able to love?</w:t>
-      </w:r>
-    </w:p>
-    <w:p>
-      <w:pPr/>
-      <w:r>
-        <w:rPr>
-          <w:lang w:val="en_US" w:bidi="en_US"/>
-        </w:rPr>
-      </w:r>
-      <w:r>
-        <w:rPr>
-          <w:lang w:val="en_US" w:bidi="en_US"/>
-        </w:rPr>
-        <w:t>We love because God first loved us.</w:t>
+        <w:t>If someone hates his brother, what relationship does he have with God?</w:t>
+      </w:r>
+    </w:p>
+    <w:p>
+      <w:pPr/>
+      <w:r>
+        <w:rPr>
+          <w:lang w:val="en_US" w:bidi="en_US"/>
+        </w:rPr>
+      </w:r>
+      <w:r>
+        <w:rPr>
+          <w:lang w:val="en_US" w:bidi="en_US"/>
+        </w:rPr>
+        <w:t>Someone who hates his brother is not able to love God.</w:t>
       </w:r>
       <w:r>
         <w:rPr>
@@ -3650,7 +3713,7 @@
         <w:rPr>
           <w:lang w:val="en_US" w:bidi="en_US"/>
         </w:rPr>
-        <w:t>1 John 4:20</w:t>
+        <w:t>1 John 4:21 (#1)</w:t>
       </w:r>
       <w:r>
         <w:rPr>
@@ -3670,21 +3733,21 @@
           <w:b/>
           <w:lang w:val="en_US" w:bidi="en_US"/>
         </w:rPr>
-        <w:t>If someone hates his brother, what relationship does he have with God?</w:t>
-      </w:r>
-    </w:p>
-    <w:p>
-      <w:pPr/>
-      <w:r>
-        <w:rPr>
-          <w:lang w:val="en_US" w:bidi="en_US"/>
-        </w:rPr>
-      </w:r>
-      <w:r>
-        <w:rPr>
-          <w:lang w:val="en_US" w:bidi="en_US"/>
-        </w:rPr>
-        <w:t>Someone who hates his brother is not able to love God.</w:t>
+        <w:t>How should the one who loves God treat his brother?</w:t>
+      </w:r>
+    </w:p>
+    <w:p>
+      <w:pPr/>
+      <w:r>
+        <w:rPr>
+          <w:lang w:val="en_US" w:bidi="en_US"/>
+        </w:rPr>
+      </w:r>
+      <w:r>
+        <w:rPr>
+          <w:lang w:val="en_US" w:bidi="en_US"/>
+        </w:rPr>
+        <w:t>The one who loves God should also love his brother.</w:t>
       </w:r>
       <w:r>
         <w:rPr>
@@ -3713,7 +3776,7 @@
         <w:rPr>
           <w:lang w:val="en_US" w:bidi="en_US"/>
         </w:rPr>
-        <w:t>1 John 4:21</w:t>
+        <w:t>1 John 5:3 (#1)</w:t>
       </w:r>
       <w:r>
         <w:rPr>
@@ -3733,21 +3796,21 @@
           <w:b/>
           <w:lang w:val="en_US" w:bidi="en_US"/>
         </w:rPr>
-        <w:t>How should the one who loves God treat his brother?</w:t>
-      </w:r>
-    </w:p>
-    <w:p>
-      <w:pPr/>
-      <w:r>
-        <w:rPr>
-          <w:lang w:val="en_US" w:bidi="en_US"/>
-        </w:rPr>
-      </w:r>
-      <w:r>
-        <w:rPr>
-          <w:lang w:val="en_US" w:bidi="en_US"/>
-        </w:rPr>
-        <w:t>The one who loves God should also love his brother.</w:t>
+        <w:t>How do we demonstrate that we love God?</w:t>
+      </w:r>
+    </w:p>
+    <w:p>
+      <w:pPr/>
+      <w:r>
+        <w:rPr>
+          <w:lang w:val="en_US" w:bidi="en_US"/>
+        </w:rPr>
+      </w:r>
+      <w:r>
+        <w:rPr>
+          <w:lang w:val="en_US" w:bidi="en_US"/>
+        </w:rPr>
+        <w:t>We demonstrate that we love God when we keep his commandments.</w:t>
       </w:r>
       <w:r>
         <w:rPr>
@@ -3776,7 +3839,7 @@
         <w:rPr>
           <w:lang w:val="en_US" w:bidi="en_US"/>
         </w:rPr>
-        <w:t>1 John 5:3</w:t>
+        <w:t>1 John 5:4 (#1)</w:t>
       </w:r>
       <w:r>
         <w:rPr>
@@ -3796,21 +3859,21 @@
           <w:b/>
           <w:lang w:val="en_US" w:bidi="en_US"/>
         </w:rPr>
-        <w:t>How do we demonstrate that we love God?</w:t>
-      </w:r>
-    </w:p>
-    <w:p>
-      <w:pPr/>
-      <w:r>
-        <w:rPr>
-          <w:lang w:val="en_US" w:bidi="en_US"/>
-        </w:rPr>
-      </w:r>
-      <w:r>
-        <w:rPr>
-          <w:lang w:val="en_US" w:bidi="en_US"/>
-        </w:rPr>
-        <w:t>We demonstrate that we love God when we keep his commandments.</w:t>
+        <w:t>What is the victory that has overcome the world?</w:t>
+      </w:r>
+    </w:p>
+    <w:p>
+      <w:pPr/>
+      <w:r>
+        <w:rPr>
+          <w:lang w:val="en_US" w:bidi="en_US"/>
+        </w:rPr>
+      </w:r>
+      <w:r>
+        <w:rPr>
+          <w:lang w:val="en_US" w:bidi="en_US"/>
+        </w:rPr>
+        <w:t>Faith is the victory that has overcome the world.</w:t>
       </w:r>
       <w:r>
         <w:rPr>
@@ -3839,7 +3902,7 @@
         <w:rPr>
           <w:lang w:val="en_US" w:bidi="en_US"/>
         </w:rPr>
-        <w:t>1 John 5:4</w:t>
+        <w:t>1 John 5:6 (#1)</w:t>
       </w:r>
       <w:r>
         <w:rPr>
@@ -3859,21 +3922,21 @@
           <w:b/>
           <w:lang w:val="en_US" w:bidi="en_US"/>
         </w:rPr>
-        <w:t>What is the victory that has overcome the world?</w:t>
-      </w:r>
-    </w:p>
-    <w:p>
-      <w:pPr/>
-      <w:r>
-        <w:rPr>
-          <w:lang w:val="en_US" w:bidi="en_US"/>
-        </w:rPr>
-      </w:r>
-      <w:r>
-        <w:rPr>
-          <w:lang w:val="en_US" w:bidi="en_US"/>
-        </w:rPr>
-        <w:t>Faith is the victory that has overcome the world.</w:t>
+        <w:t>By what two things did Jesus Christ come?</w:t>
+      </w:r>
+    </w:p>
+    <w:p>
+      <w:pPr/>
+      <w:r>
+        <w:rPr>
+          <w:lang w:val="en_US" w:bidi="en_US"/>
+        </w:rPr>
+      </w:r>
+      <w:r>
+        <w:rPr>
+          <w:lang w:val="en_US" w:bidi="en_US"/>
+        </w:rPr>
+        <w:t>Jesus Christ came by water and by blood.</w:t>
       </w:r>
       <w:r>
         <w:rPr>
@@ -3902,7 +3965,7 @@
         <w:rPr>
           <w:lang w:val="en_US" w:bidi="en_US"/>
         </w:rPr>
-        <w:t>1 John 5:6</w:t>
+        <w:t>1 John 5:8 (#1)</w:t>
       </w:r>
       <w:r>
         <w:rPr>
@@ -3922,21 +3985,21 @@
           <w:b/>
           <w:lang w:val="en_US" w:bidi="en_US"/>
         </w:rPr>
-        <w:t>By what two things did Jesus Christ come?</w:t>
-      </w:r>
-    </w:p>
-    <w:p>
-      <w:pPr/>
-      <w:r>
-        <w:rPr>
-          <w:lang w:val="en_US" w:bidi="en_US"/>
-        </w:rPr>
-      </w:r>
-      <w:r>
-        <w:rPr>
-          <w:lang w:val="en_US" w:bidi="en_US"/>
-        </w:rPr>
-        <w:t>Jesus Christ came by water and by blood.</w:t>
+        <w:t>What three things testify about Jesus Christ?</w:t>
+      </w:r>
+    </w:p>
+    <w:p>
+      <w:pPr/>
+      <w:r>
+        <w:rPr>
+          <w:lang w:val="en_US" w:bidi="en_US"/>
+        </w:rPr>
+      </w:r>
+      <w:r>
+        <w:rPr>
+          <w:lang w:val="en_US" w:bidi="en_US"/>
+        </w:rPr>
+        <w:t>The Spirit, the water, and the blood all testify about Jesus Christ.</w:t>
       </w:r>
       <w:r>
         <w:rPr>
@@ -3965,7 +4028,7 @@
         <w:rPr>
           <w:lang w:val="en_US" w:bidi="en_US"/>
         </w:rPr>
-        <w:t>1 John 5:8</w:t>
+        <w:t>1 John 5:10 (#1)</w:t>
       </w:r>
       <w:r>
         <w:rPr>
@@ -3985,21 +4048,21 @@
           <w:b/>
           <w:lang w:val="en_US" w:bidi="en_US"/>
         </w:rPr>
-        <w:t>What three things testify about Jesus Christ?</w:t>
-      </w:r>
-    </w:p>
-    <w:p>
-      <w:pPr/>
-      <w:r>
-        <w:rPr>
-          <w:lang w:val="en_US" w:bidi="en_US"/>
-        </w:rPr>
-      </w:r>
-      <w:r>
-        <w:rPr>
-          <w:lang w:val="en_US" w:bidi="en_US"/>
-        </w:rPr>
-        <w:t>The Spirit, the water, and the blood all testify about Jesus Christ.</w:t>
+        <w:t>If someone does not believe the testimony of God concerning his Son, what do they make God to be?</w:t>
+      </w:r>
+    </w:p>
+    <w:p>
+      <w:pPr/>
+      <w:r>
+        <w:rPr>
+          <w:lang w:val="en_US" w:bidi="en_US"/>
+        </w:rPr>
+      </w:r>
+      <w:r>
+        <w:rPr>
+          <w:lang w:val="en_US" w:bidi="en_US"/>
+        </w:rPr>
+        <w:t>Anyone who does not believe the testimony of God concerning his Son makes God to be a liar.</w:t>
       </w:r>
       <w:r>
         <w:rPr>
@@ -4028,7 +4091,7 @@
         <w:rPr>
           <w:lang w:val="en_US" w:bidi="en_US"/>
         </w:rPr>
-        <w:t>1 John 5:10</w:t>
+        <w:t>1 John 5:11 (#1)</w:t>
       </w:r>
       <w:r>
         <w:rPr>
@@ -4048,21 +4111,21 @@
           <w:b/>
           <w:lang w:val="en_US" w:bidi="en_US"/>
         </w:rPr>
-        <w:t>If someone does not believe the testimony of God concerning his Son, what do they make God to be?</w:t>
-      </w:r>
-    </w:p>
-    <w:p>
-      <w:pPr/>
-      <w:r>
-        <w:rPr>
-          <w:lang w:val="en_US" w:bidi="en_US"/>
-        </w:rPr>
-      </w:r>
-      <w:r>
-        <w:rPr>
-          <w:lang w:val="en_US" w:bidi="en_US"/>
-        </w:rPr>
-        <w:t>Anyone who does not believe the testimony of God concerning his Son makes God to be a liar.</w:t>
+        <w:t>What has God given us in his Son?</w:t>
+      </w:r>
+    </w:p>
+    <w:p>
+      <w:pPr/>
+      <w:r>
+        <w:rPr>
+          <w:lang w:val="en_US" w:bidi="en_US"/>
+        </w:rPr>
+      </w:r>
+      <w:r>
+        <w:rPr>
+          <w:lang w:val="en_US" w:bidi="en_US"/>
+        </w:rPr>
+        <w:t>God has given us everlasting life in his Son.</w:t>
       </w:r>
       <w:r>
         <w:rPr>
@@ -4091,7 +4154,7 @@
         <w:rPr>
           <w:lang w:val="en_US" w:bidi="en_US"/>
         </w:rPr>
-        <w:t>1 John 5:11</w:t>
+        <w:t>1 John 5:14 (#1)</w:t>
       </w:r>
       <w:r>
         <w:rPr>
@@ -4111,21 +4174,21 @@
           <w:b/>
           <w:lang w:val="en_US" w:bidi="en_US"/>
         </w:rPr>
-        <w:t>What has God given us in his Son?</w:t>
-      </w:r>
-    </w:p>
-    <w:p>
-      <w:pPr/>
-      <w:r>
-        <w:rPr>
-          <w:lang w:val="en_US" w:bidi="en_US"/>
-        </w:rPr>
-      </w:r>
-      <w:r>
-        <w:rPr>
-          <w:lang w:val="en_US" w:bidi="en_US"/>
-        </w:rPr>
-        <w:t>God has given us everlasting life in his Son.</w:t>
+        <w:t>What confidence do believers have before God?</w:t>
+      </w:r>
+    </w:p>
+    <w:p>
+      <w:pPr/>
+      <w:r>
+        <w:rPr>
+          <w:lang w:val="en_US" w:bidi="en_US"/>
+        </w:rPr>
+      </w:r>
+      <w:r>
+        <w:rPr>
+          <w:lang w:val="en_US" w:bidi="en_US"/>
+        </w:rPr>
+        <w:t>Believers have confidence that if they ask anything according to God’s will, he hears them.</w:t>
       </w:r>
       <w:r>
         <w:rPr>
@@ -4154,7 +4217,7 @@
         <w:rPr>
           <w:lang w:val="en_US" w:bidi="en_US"/>
         </w:rPr>
-        <w:t>1 John 5:14</w:t>
+        <w:t>1 John 5:16 (#1)</w:t>
       </w:r>
       <w:r>
         <w:rPr>
@@ -4174,21 +4237,21 @@
           <w:b/>
           <w:lang w:val="en_US" w:bidi="en_US"/>
         </w:rPr>
-        <w:t>What confidence do believers have before God?</w:t>
-      </w:r>
-    </w:p>
-    <w:p>
-      <w:pPr/>
-      <w:r>
-        <w:rPr>
-          <w:lang w:val="en_US" w:bidi="en_US"/>
-        </w:rPr>
-      </w:r>
-      <w:r>
-        <w:rPr>
-          <w:lang w:val="en_US" w:bidi="en_US"/>
-        </w:rPr>
-        <w:t>Believers have confidence that if they ask anything according to God’s will, he hears them.</w:t>
+        <w:t>What should a believer do when he sees his brother committing a sin not to death?</w:t>
+      </w:r>
+    </w:p>
+    <w:p>
+      <w:pPr/>
+      <w:r>
+        <w:rPr>
+          <w:lang w:val="en_US" w:bidi="en_US"/>
+        </w:rPr>
+      </w:r>
+      <w:r>
+        <w:rPr>
+          <w:lang w:val="en_US" w:bidi="en_US"/>
+        </w:rPr>
+        <w:t>A believer who sees his brother committing a sin not to death should pray that God will give his brother life.</w:t>
       </w:r>
       <w:r>
         <w:rPr>
@@ -4217,7 +4280,7 @@
         <w:rPr>
           <w:lang w:val="en_US" w:bidi="en_US"/>
         </w:rPr>
-        <w:t>1 John 5:16</w:t>
+        <w:t>1 John 5:17 (#1)</w:t>
       </w:r>
       <w:r>
         <w:rPr>
@@ -4237,21 +4300,21 @@
           <w:b/>
           <w:lang w:val="en_US" w:bidi="en_US"/>
         </w:rPr>
-        <w:t>What should a believer do when he sees his brother committing a sin not to death?</w:t>
-      </w:r>
-    </w:p>
-    <w:p>
-      <w:pPr/>
-      <w:r>
-        <w:rPr>
-          <w:lang w:val="en_US" w:bidi="en_US"/>
-        </w:rPr>
-      </w:r>
-      <w:r>
-        <w:rPr>
-          <w:lang w:val="en_US" w:bidi="en_US"/>
-        </w:rPr>
-        <w:t>A believer who sees his brother committing a sin not to death should pray that God will give his brother life.</w:t>
+        <w:t>What is all unrighteousness?</w:t>
+      </w:r>
+    </w:p>
+    <w:p>
+      <w:pPr/>
+      <w:r>
+        <w:rPr>
+          <w:lang w:val="en_US" w:bidi="en_US"/>
+        </w:rPr>
+      </w:r>
+      <w:r>
+        <w:rPr>
+          <w:lang w:val="en_US" w:bidi="en_US"/>
+        </w:rPr>
+        <w:t>All unrighteousness is sin.</w:t>
       </w:r>
       <w:r>
         <w:rPr>
@@ -4280,7 +4343,7 @@
         <w:rPr>
           <w:lang w:val="en_US" w:bidi="en_US"/>
         </w:rPr>
-        <w:t>1 John 5:17</w:t>
+        <w:t>1 John 5:19 (#1)</w:t>
       </w:r>
       <w:r>
         <w:rPr>
@@ -4300,21 +4363,21 @@
           <w:b/>
           <w:lang w:val="en_US" w:bidi="en_US"/>
         </w:rPr>
-        <w:t>What is all unrighteousness?</w:t>
-      </w:r>
-    </w:p>
-    <w:p>
-      <w:pPr/>
-      <w:r>
-        <w:rPr>
-          <w:lang w:val="en_US" w:bidi="en_US"/>
-        </w:rPr>
-      </w:r>
-      <w:r>
-        <w:rPr>
-          <w:lang w:val="en_US" w:bidi="en_US"/>
-        </w:rPr>
-        <w:t>All unrighteousness is sin.</w:t>
+        <w:t>Where does the whole world lie?</w:t>
+      </w:r>
+    </w:p>
+    <w:p>
+      <w:pPr/>
+      <w:r>
+        <w:rPr>
+          <w:lang w:val="en_US" w:bidi="en_US"/>
+        </w:rPr>
+      </w:r>
+      <w:r>
+        <w:rPr>
+          <w:lang w:val="en_US" w:bidi="en_US"/>
+        </w:rPr>
+        <w:t>The whole world lies in the evil one.</w:t>
       </w:r>
       <w:r>
         <w:rPr>
@@ -4343,7 +4406,7 @@
         <w:rPr>
           <w:lang w:val="en_US" w:bidi="en_US"/>
         </w:rPr>
-        <w:t>1 John 5:19</w:t>
+        <w:t>1 John 5:20 (#1)</w:t>
       </w:r>
       <w:r>
         <w:rPr>
@@ -4363,21 +4426,21 @@
           <w:b/>
           <w:lang w:val="en_US" w:bidi="en_US"/>
         </w:rPr>
-        <w:t>Where does the whole world lie?</w:t>
-      </w:r>
-    </w:p>
-    <w:p>
-      <w:pPr/>
-      <w:r>
-        <w:rPr>
-          <w:lang w:val="en_US" w:bidi="en_US"/>
-        </w:rPr>
-      </w:r>
-      <w:r>
-        <w:rPr>
-          <w:lang w:val="en_US" w:bidi="en_US"/>
-        </w:rPr>
-        <w:t>The whole world lies in the evil one.</w:t>
+        <w:t>What is the result of the understanding that the Son of God has given to us?</w:t>
+      </w:r>
+    </w:p>
+    <w:p>
+      <w:pPr/>
+      <w:r>
+        <w:rPr>
+          <w:lang w:val="en_US" w:bidi="en_US"/>
+        </w:rPr>
+      </w:r>
+      <w:r>
+        <w:rPr>
+          <w:lang w:val="en_US" w:bidi="en_US"/>
+        </w:rPr>
+        <w:t>Because of the understanding that the Son of God has given to us, we may know the True One.</w:t>
       </w:r>
       <w:r>
         <w:rPr>
@@ -4406,70 +4469,7 @@
         <w:rPr>
           <w:lang w:val="en_US" w:bidi="en_US"/>
         </w:rPr>
-        <w:t>1 John 5:20</w:t>
-      </w:r>
-      <w:r>
-        <w:rPr>
-          <w:lang w:val="en_US" w:bidi="en_US"/>
-        </w:rPr>
-      </w:r>
-    </w:p>
-    <w:p>
-      <w:pPr/>
-      <w:r>
-        <w:rPr>
-          <w:lang w:val="en_US" w:bidi="en_US"/>
-        </w:rPr>
-      </w:r>
-      <w:r>
-        <w:rPr>
-          <w:b/>
-          <w:lang w:val="en_US" w:bidi="en_US"/>
-        </w:rPr>
-        <w:t>What is the result of the understanding that the Son of God has given to us?</w:t>
-      </w:r>
-    </w:p>
-    <w:p>
-      <w:pPr/>
-      <w:r>
-        <w:rPr>
-          <w:lang w:val="en_US" w:bidi="en_US"/>
-        </w:rPr>
-      </w:r>
-      <w:r>
-        <w:rPr>
-          <w:lang w:val="en_US" w:bidi="en_US"/>
-        </w:rPr>
-        <w:t>Because of the understanding that the Son of God has given to us, we may know the True One.</w:t>
-      </w:r>
-      <w:r>
-        <w:rPr>
-          <w:lang w:val="en_US" w:bidi="en_US"/>
-        </w:rPr>
-      </w:r>
-      <w:r>
-        <w:rPr>
-          <w:lang w:val="en_US" w:bidi="en_US"/>
-        </w:rPr>
-      </w:r>
-    </w:p>
-    <w:p>
-      <w:pPr/>
-      <w:r>
-        <w:rPr>
-          <w:lang w:val="en_US" w:bidi="en_US"/>
-        </w:rPr>
-      </w:r>
-    </w:p>
-    <w:p>
-      <w:pPr>
-        <w:pStyle w:val="Heading2"/>
-      </w:pPr>
-      <w:r>
-        <w:rPr>
-          <w:lang w:val="en_US" w:bidi="en_US"/>
-        </w:rPr>
-        <w:t>1 John 5:21</w:t>
+        <w:t>1 John 5:21 (#1)</w:t>
       </w:r>
       <w:r>
         <w:rPr>
